--- a/public/assets/perofsky_cv_Oct_2026.docx
+++ b/public/assets/perofsky_cv_Oct_2026.docx
@@ -205,7 +205,7 @@
         </w:rPr>
       </w:pPr>
       <w:r>
-        <w:pict w14:anchorId="411BC2BE">
+        <w:pict w14:anchorId="30B8EF44">
           <v:rect id="Horizontal Line 1" o:spid="_x0000_s1026" alt="" style="width:468pt;height:.05pt;visibility:visible;mso-wrap-style:square;mso-width-percent:0;mso-height-percent:0;mso-left-percent:-10001;mso-top-percent:-10001;mso-position-horizontal:absolute;mso-position-horizontal-relative:char;mso-position-vertical:absolute;mso-position-vertical-relative:line;mso-width-percent:0;mso-height-percent:0;mso-left-percent:-10001;mso-top-percent:-10001;v-text-anchor:top" filled="f">
             <o:lock v:ext="edit" rotation="t" aspectratio="t" verticies="t" text="t" shapetype="t"/>
             <w10:anchorlock/>
@@ -776,16 +776,119 @@
           <w:sz w:val="20"/>
           <w:szCs w:val="20"/>
         </w:rPr>
-        <w:t>, Fogarty International Center, National Institutes of Health</w:t>
-      </w:r>
-      <w:r>
-        <w:rPr>
-          <w:rFonts w:ascii="Corbel" w:hAnsi="Corbel"/>
-          <w:bCs/>
-          <w:sz w:val="20"/>
-          <w:szCs w:val="20"/>
-        </w:rPr>
-        <w:t xml:space="preserve"> </w:t>
+        <w:t xml:space="preserve">, Fogarty International Center, </w:t>
+      </w:r>
+      <w:r>
+        <w:rPr>
+          <w:rFonts w:ascii="Corbel" w:hAnsi="Corbel"/>
+          <w:bCs/>
+          <w:sz w:val="20"/>
+          <w:szCs w:val="20"/>
+        </w:rPr>
+        <w:t xml:space="preserve">U.S. </w:t>
+      </w:r>
+      <w:r>
+        <w:rPr>
+          <w:rFonts w:ascii="Corbel" w:hAnsi="Corbel"/>
+          <w:bCs/>
+          <w:sz w:val="20"/>
+          <w:szCs w:val="20"/>
+        </w:rPr>
+        <w:t>National Institutes of Health</w:t>
+      </w:r>
+    </w:p>
+    <w:p>
+      <w:pPr>
+        <w:spacing w:before="80"/>
+        <w:ind w:left="1440" w:hanging="1440"/>
+        <w:rPr>
+          <w:rFonts w:ascii="Corbel" w:hAnsi="Corbel"/>
+          <w:bCs/>
+          <w:sz w:val="20"/>
+          <w:szCs w:val="20"/>
+        </w:rPr>
+      </w:pPr>
+      <w:r>
+        <w:rPr>
+          <w:rFonts w:ascii="Corbel" w:hAnsi="Corbel"/>
+          <w:bCs/>
+          <w:sz w:val="20"/>
+          <w:szCs w:val="20"/>
+        </w:rPr>
+        <w:t>2010 – 2011</w:t>
+      </w:r>
+      <w:r>
+        <w:rPr>
+          <w:rFonts w:ascii="Corbel" w:hAnsi="Corbel"/>
+          <w:bCs/>
+          <w:sz w:val="20"/>
+          <w:szCs w:val="20"/>
+        </w:rPr>
+        <w:tab/>
+        <w:t>Post-baccalaureate IRTA Fellow</w:t>
+      </w:r>
+      <w:r>
+        <w:rPr>
+          <w:rFonts w:ascii="Corbel" w:hAnsi="Corbel"/>
+          <w:bCs/>
+          <w:sz w:val="20"/>
+          <w:szCs w:val="20"/>
+        </w:rPr>
+        <w:t xml:space="preserve">, </w:t>
+      </w:r>
+      <w:r>
+        <w:rPr>
+          <w:rFonts w:ascii="Corbel" w:hAnsi="Corbel"/>
+          <w:bCs/>
+          <w:sz w:val="20"/>
+          <w:szCs w:val="20"/>
+        </w:rPr>
+        <w:t>Adeno-Associated Virus Biology Section</w:t>
+      </w:r>
+      <w:r>
+        <w:rPr>
+          <w:rFonts w:ascii="Corbel" w:hAnsi="Corbel"/>
+          <w:bCs/>
+          <w:sz w:val="20"/>
+          <w:szCs w:val="20"/>
+        </w:rPr>
+        <w:t xml:space="preserve">, </w:t>
+      </w:r>
+      <w:r>
+        <w:rPr>
+          <w:rFonts w:ascii="Corbel" w:hAnsi="Corbel"/>
+          <w:bCs/>
+          <w:sz w:val="20"/>
+          <w:szCs w:val="20"/>
+        </w:rPr>
+        <w:t xml:space="preserve">National Institute </w:t>
+      </w:r>
+      <w:r>
+        <w:rPr>
+          <w:rFonts w:ascii="Corbel" w:hAnsi="Corbel"/>
+          <w:bCs/>
+          <w:sz w:val="20"/>
+          <w:szCs w:val="20"/>
+        </w:rPr>
+        <w:t>of Dental and Craniofacial Research</w:t>
+      </w:r>
+      <w:r>
+        <w:rPr>
+          <w:rFonts w:ascii="Corbel" w:hAnsi="Corbel"/>
+          <w:bCs/>
+          <w:sz w:val="20"/>
+          <w:szCs w:val="20"/>
+        </w:rPr>
+        <w:t xml:space="preserve"> (NIDCR)</w:t>
+      </w:r>
+      <w:r>
+        <w:rPr>
+          <w:rFonts w:ascii="Corbel" w:hAnsi="Corbel"/>
+          <w:bCs/>
+          <w:sz w:val="20"/>
+          <w:szCs w:val="20"/>
+        </w:rPr>
+        <w:t>, U.S. National Institutes of Health</w:t>
       </w:r>
     </w:p>
     <w:p>
@@ -2011,6 +2114,7 @@
           <w:sz w:val="20"/>
           <w:szCs w:val="20"/>
         </w:rPr>
+        <w:lastRenderedPageBreak/>
         <w:t>Perofsky AC</w:t>
       </w:r>
       <w:r>
@@ -2071,7 +2175,6 @@
           <w:sz w:val="20"/>
           <w:szCs w:val="20"/>
         </w:rPr>
-        <w:lastRenderedPageBreak/>
         <w:t>McBride DS</w:t>
       </w:r>
       <w:r>
@@ -3662,7 +3765,23 @@
           <w:sz w:val="20"/>
           <w:szCs w:val="20"/>
         </w:rPr>
-        <w:t xml:space="preserve"> N (PI-Domestic), </w:t>
+        <w:t xml:space="preserve"> N</w:t>
+      </w:r>
+      <w:r>
+        <w:rPr>
+          <w:rFonts w:ascii="Corbel" w:hAnsi="Corbel"/>
+          <w:sz w:val="20"/>
+          <w:szCs w:val="20"/>
+        </w:rPr>
+        <w:t>S</w:t>
+      </w:r>
+      <w:r>
+        <w:rPr>
+          <w:rFonts w:ascii="Corbel" w:hAnsi="Corbel"/>
+          <w:sz w:val="20"/>
+          <w:szCs w:val="20"/>
+        </w:rPr>
+        <w:t xml:space="preserve"> (PI-Domestic), </w:t>
       </w:r>
       <w:r>
         <w:rPr>
@@ -4203,6 +4322,7 @@
           <w:sz w:val="20"/>
           <w:szCs w:val="20"/>
         </w:rPr>
+        <w:lastRenderedPageBreak/>
         <w:t>2021 – 2023</w:t>
       </w:r>
       <w:r>
@@ -4259,8 +4379,7 @@
           <w:sz w:val="19"/>
           <w:szCs w:val="19"/>
         </w:rPr>
-        <w:lastRenderedPageBreak/>
-        <w:t xml:space="preserve">PIs: Bedford, </w:t>
+        <w:t xml:space="preserve">PIs: Bedford </w:t>
       </w:r>
       <w:r>
         <w:rPr>
@@ -4276,7 +4395,7 @@
           <w:sz w:val="19"/>
           <w:szCs w:val="19"/>
         </w:rPr>
-        <w:t xml:space="preserve">Boeckh, </w:t>
+        <w:t xml:space="preserve">Boeckh </w:t>
       </w:r>
       <w:r>
         <w:rPr>
@@ -4292,7 +4411,7 @@
           <w:sz w:val="19"/>
           <w:szCs w:val="19"/>
         </w:rPr>
-        <w:t>Chu,</w:t>
+        <w:t>Chu</w:t>
       </w:r>
       <w:r>
         <w:rPr>
@@ -4300,7 +4419,7 @@
           <w:sz w:val="19"/>
           <w:szCs w:val="19"/>
         </w:rPr>
-        <w:t xml:space="preserve"> HY,</w:t>
+        <w:t xml:space="preserve"> </w:t>
       </w:r>
       <w:r>
         <w:rPr>
@@ -4308,7 +4427,7 @@
           <w:sz w:val="19"/>
           <w:szCs w:val="19"/>
         </w:rPr>
-        <w:t xml:space="preserve"> Englund, </w:t>
+        <w:t>HY,</w:t>
       </w:r>
       <w:r>
         <w:rPr>
@@ -4316,7 +4435,7 @@
           <w:sz w:val="19"/>
           <w:szCs w:val="19"/>
         </w:rPr>
-        <w:t xml:space="preserve">J, </w:t>
+        <w:t xml:space="preserve"> Englund </w:t>
       </w:r>
       <w:r>
         <w:rPr>
@@ -4324,7 +4443,7 @@
           <w:sz w:val="19"/>
           <w:szCs w:val="19"/>
         </w:rPr>
-        <w:t>Famulare,</w:t>
+        <w:t xml:space="preserve">J, </w:t>
       </w:r>
       <w:r>
         <w:rPr>
@@ -4332,7 +4451,7 @@
           <w:sz w:val="19"/>
           <w:szCs w:val="19"/>
         </w:rPr>
-        <w:t xml:space="preserve"> M,</w:t>
+        <w:t>Famulare</w:t>
       </w:r>
       <w:r>
         <w:rPr>
@@ -4340,7 +4459,7 @@
           <w:sz w:val="19"/>
           <w:szCs w:val="19"/>
         </w:rPr>
-        <w:t xml:space="preserve"> Lockwood,</w:t>
+        <w:t xml:space="preserve"> M,</w:t>
       </w:r>
       <w:r>
         <w:rPr>
@@ -4348,7 +4467,7 @@
           <w:sz w:val="19"/>
           <w:szCs w:val="19"/>
         </w:rPr>
-        <w:t xml:space="preserve"> T, </w:t>
+        <w:t xml:space="preserve"> Lockwood</w:t>
       </w:r>
       <w:r>
         <w:rPr>
@@ -4356,7 +4475,7 @@
           <w:sz w:val="19"/>
           <w:szCs w:val="19"/>
         </w:rPr>
-        <w:t xml:space="preserve">Lutz, </w:t>
+        <w:t xml:space="preserve"> T, </w:t>
       </w:r>
       <w:r>
         <w:rPr>
@@ -4364,7 +4483,7 @@
           <w:sz w:val="19"/>
           <w:szCs w:val="19"/>
         </w:rPr>
-        <w:t xml:space="preserve">B, </w:t>
+        <w:t>Lut</w:t>
       </w:r>
       <w:r>
         <w:rPr>
@@ -4372,7 +4491,7 @@
           <w:sz w:val="19"/>
           <w:szCs w:val="19"/>
         </w:rPr>
-        <w:t xml:space="preserve">Shendure, </w:t>
+        <w:t>z</w:t>
       </w:r>
       <w:r>
         <w:rPr>
@@ -4380,7 +4499,7 @@
           <w:sz w:val="19"/>
           <w:szCs w:val="19"/>
         </w:rPr>
-        <w:t xml:space="preserve">J, </w:t>
+        <w:t xml:space="preserve"> </w:t>
       </w:r>
       <w:r>
         <w:rPr>
@@ -4388,7 +4507,7 @@
           <w:sz w:val="19"/>
           <w:szCs w:val="19"/>
         </w:rPr>
-        <w:t>Starita,</w:t>
+        <w:t xml:space="preserve">B, </w:t>
       </w:r>
       <w:r>
         <w:rPr>
@@ -4396,7 +4515,7 @@
           <w:sz w:val="19"/>
           <w:szCs w:val="19"/>
         </w:rPr>
-        <w:t xml:space="preserve"> L,</w:t>
+        <w:t xml:space="preserve">Shendure </w:t>
       </w:r>
       <w:r>
         <w:rPr>
@@ -4404,7 +4523,7 @@
           <w:sz w:val="19"/>
           <w:szCs w:val="19"/>
         </w:rPr>
-        <w:t xml:space="preserve"> Viboud</w:t>
+        <w:t xml:space="preserve">J, </w:t>
       </w:r>
       <w:r>
         <w:rPr>
@@ -4412,7 +4531,39 @@
           <w:sz w:val="19"/>
           <w:szCs w:val="19"/>
         </w:rPr>
-        <w:t>, C</w:t>
+        <w:t>Starita</w:t>
+      </w:r>
+      <w:r>
+        <w:rPr>
+          <w:rFonts w:ascii="Corbel" w:hAnsi="Corbel"/>
+          <w:sz w:val="19"/>
+          <w:szCs w:val="19"/>
+        </w:rPr>
+        <w:t xml:space="preserve"> L,</w:t>
+      </w:r>
+      <w:r>
+        <w:rPr>
+          <w:rFonts w:ascii="Corbel" w:hAnsi="Corbel"/>
+          <w:sz w:val="19"/>
+          <w:szCs w:val="19"/>
+        </w:rPr>
+        <w:t xml:space="preserve"> Viboud</w:t>
+      </w:r>
+      <w:r>
+        <w:rPr>
+          <w:rFonts w:ascii="Corbel" w:hAnsi="Corbel"/>
+          <w:sz w:val="19"/>
+          <w:szCs w:val="19"/>
+        </w:rPr>
+        <w:t xml:space="preserve"> </w:t>
+      </w:r>
+      <w:r>
+        <w:rPr>
+          <w:rFonts w:ascii="Corbel" w:hAnsi="Corbel"/>
+          <w:sz w:val="19"/>
+          <w:szCs w:val="19"/>
+        </w:rPr>
+        <w:t>C</w:t>
       </w:r>
     </w:p>
     <w:p>
@@ -4551,7 +4702,7 @@
           <w:sz w:val="19"/>
           <w:szCs w:val="19"/>
         </w:rPr>
-        <w:t xml:space="preserve">Perofsky, AC (PI), </w:t>
+        <w:t xml:space="preserve">Perofsky AC (PI), </w:t>
       </w:r>
       <w:r>
         <w:rPr>
@@ -4567,7 +4718,7 @@
           <w:sz w:val="19"/>
           <w:szCs w:val="19"/>
         </w:rPr>
-        <w:t>, L (co-PI),</w:t>
+        <w:t xml:space="preserve"> L (co-PI),</w:t>
       </w:r>
       <w:r>
         <w:rPr>
@@ -4583,7 +4734,15 @@
           <w:sz w:val="19"/>
           <w:szCs w:val="19"/>
         </w:rPr>
-        <w:t>, RJ (co-PI)</w:t>
+        <w:t xml:space="preserve"> </w:t>
+      </w:r>
+      <w:r>
+        <w:rPr>
+          <w:rFonts w:ascii="Corbel" w:hAnsi="Corbel"/>
+          <w:sz w:val="19"/>
+          <w:szCs w:val="19"/>
+        </w:rPr>
+        <w:t>RJ (co-PI)</w:t>
       </w:r>
     </w:p>
     <w:p>
@@ -5114,7 +5273,7 @@
           <w:sz w:val="20"/>
           <w:szCs w:val="20"/>
         </w:rPr>
-        <w:t>Binghamton, NY (upcoming, October 2026)</w:t>
+        <w:t>Binghamton, NY</w:t>
       </w:r>
     </w:p>
     <w:p>
@@ -9472,20 +9631,8 @@
           <w:sz w:val="22"/>
           <w:szCs w:val="22"/>
         </w:rPr>
-        <w:lastRenderedPageBreak/>
         <w:br w:type="page"/>
       </w:r>
-    </w:p>
-    <w:p>
-      <w:pPr>
-        <w:spacing w:before="200" w:after="100"/>
-        <w:rPr>
-          <w:rFonts w:ascii="Corbel" w:hAnsi="Corbel"/>
-          <w:b/>
-          <w:sz w:val="22"/>
-          <w:szCs w:val="22"/>
-        </w:rPr>
-      </w:pPr>
       <w:r>
         <w:rPr>
           <w:rFonts w:ascii="Corbel" w:hAnsi="Corbel"/>

--- a/public/assets/perofsky_cv_Oct_2026.docx
+++ b/public/assets/perofsky_cv_Oct_2026.docx
@@ -205,7 +205,7 @@
         </w:rPr>
       </w:pPr>
       <w:r>
-        <w:pict w14:anchorId="30B8EF44">
+        <w:pict w14:anchorId="3D8DA53F">
           <v:rect id="Horizontal Line 1" o:spid="_x0000_s1026" alt="" style="width:468pt;height:.05pt;visibility:visible;mso-wrap-style:square;mso-width-percent:0;mso-height-percent:0;mso-left-percent:-10001;mso-top-percent:-10001;mso-position-horizontal:absolute;mso-position-horizontal-relative:char;mso-position-vertical:absolute;mso-position-vertical-relative:line;mso-width-percent:0;mso-height-percent:0;mso-left-percent:-10001;mso-top-percent:-10001;v-text-anchor:top" filled="f">
             <o:lock v:ext="edit" rotation="t" aspectratio="t" verticies="t" text="t" shapetype="t"/>
             <w10:anchorlock/>
